--- a/tests/OfficeAgent.Tests/Corpus/v1.0.0/native/outputs/w-comparison.docx
+++ b/tests/OfficeAgent.Tests/Corpus/v1.0.0/native/outputs/w-comparison.docx
@@ -11,7 +11,7 @@
       </w:r>
     </w:p>
     <w:p xmlns:w14="http://schemas.microsoft.com/office/word/2010/wordml">
-      <w:del w:author="OfficeAgent" w:date="2026-09-22T11:15:04Z" w:id="1">
+      <w:del w:author="OfficeAgent" w:date="2026-09-22T19:12:20Z" w:id="1">
         <w:r>
           <w:delText xml:space="preserve">Acme </w:delText>
         </w:r>
@@ -28,7 +28,7 @@
           <w:delText xml:space="preserve">.</w:delText>
         </w:r>
       </w:del>
-      <w:ins w:author="OfficeAgent" w:date="2026-09-22T11:15:04Z" w:id="2">
+      <w:ins w:author="OfficeAgent" w:date="2026-09-22T19:12:20Z" w:id="2">
         <w:r>
           <w:t xml:space="preserve">Globex Inc. shall provide services to Acme Corp.</w:t>
         </w:r>

--- a/tests/OfficeAgent.Tests/Corpus/v1.0.0/native/outputs/w-comparison.docx
+++ b/tests/OfficeAgent.Tests/Corpus/v1.0.0/native/outputs/w-comparison.docx
@@ -11,7 +11,7 @@
       </w:r>
     </w:p>
     <w:p xmlns:w14="http://schemas.microsoft.com/office/word/2010/wordml">
-      <w:del w:author="OfficeAgent" w:date="2026-09-22T19:12:20Z" w:id="1">
+      <w:del w:author="OfficeAgent" w:date="2026-10-08T14:50:18Z" w:id="1">
         <w:r>
           <w:delText xml:space="preserve">Acme </w:delText>
         </w:r>
@@ -28,7 +28,7 @@
           <w:delText xml:space="preserve">.</w:delText>
         </w:r>
       </w:del>
-      <w:ins w:author="OfficeAgent" w:date="2026-09-22T19:12:20Z" w:id="2">
+      <w:ins w:author="OfficeAgent" w:date="2026-10-08T14:50:18Z" w:id="2">
         <w:r>
           <w:t xml:space="preserve">Globex Inc. shall provide services to Acme Corp.</w:t>
         </w:r>

--- a/tests/OfficeAgent.Tests/Corpus/v1.0.0/native/outputs/w-comparison.docx
+++ b/tests/OfficeAgent.Tests/Corpus/v1.0.0/native/outputs/w-comparison.docx
@@ -11,7 +11,7 @@
       </w:r>
     </w:p>
     <w:p xmlns:w14="http://schemas.microsoft.com/office/word/2010/wordml">
-      <w:del w:author="OfficeAgent" w:date="2026-10-08T14:50:18Z" w:id="1">
+      <w:del w:author="OfficeAgent" w:date="2026-10-23T06:51:35Z" w:id="1">
         <w:r>
           <w:delText xml:space="preserve">Acme </w:delText>
         </w:r>
@@ -28,7 +28,7 @@
           <w:delText xml:space="preserve">.</w:delText>
         </w:r>
       </w:del>
-      <w:ins w:author="OfficeAgent" w:date="2026-10-08T14:50:18Z" w:id="2">
+      <w:ins w:author="OfficeAgent" w:date="2026-10-23T06:51:35Z" w:id="2">
         <w:r>
           <w:t xml:space="preserve">Globex Inc. shall provide services to Acme Corp.</w:t>
         </w:r>

--- a/tests/OfficeAgent.Tests/Corpus/v1.0.0/native/outputs/w-comparison.docx
+++ b/tests/OfficeAgent.Tests/Corpus/v1.0.0/native/outputs/w-comparison.docx
@@ -11,7 +11,7 @@
       </w:r>
     </w:p>
     <w:p xmlns:w14="http://schemas.microsoft.com/office/word/2010/wordml">
-      <w:del w:author="OfficeAgent" w:date="2026-10-23T06:51:35Z" w:id="1">
+      <w:del w:author="OfficeAgent" w:date="2026-10-24T20:31:27Z" w:id="1">
         <w:r>
           <w:delText xml:space="preserve">Acme </w:delText>
         </w:r>
@@ -28,7 +28,7 @@
           <w:delText xml:space="preserve">.</w:delText>
         </w:r>
       </w:del>
-      <w:ins w:author="OfficeAgent" w:date="2026-10-23T06:51:35Z" w:id="2">
+      <w:ins w:author="OfficeAgent" w:date="2026-10-24T20:31:27Z" w:id="2">
         <w:r>
           <w:t xml:space="preserve">Globex Inc. shall provide services to Acme Corp.</w:t>
         </w:r>

--- a/tests/OfficeAgent.Tests/Corpus/v1.0.0/native/outputs/w-comparison.docx
+++ b/tests/OfficeAgent.Tests/Corpus/v1.0.0/native/outputs/w-comparison.docx
@@ -11,7 +11,7 @@
       </w:r>
     </w:p>
     <w:p xmlns:w14="http://schemas.microsoft.com/office/word/2010/wordml">
-      <w:del w:author="OfficeAgent" w:date="2026-10-24T20:31:27Z" w:id="1">
+      <w:del w:author="OfficeAgent" w:date="2026-10-28T09:42:32Z" w:id="1">
         <w:r>
           <w:delText xml:space="preserve">Acme </w:delText>
         </w:r>
@@ -28,7 +28,7 @@
           <w:delText xml:space="preserve">.</w:delText>
         </w:r>
       </w:del>
-      <w:ins w:author="OfficeAgent" w:date="2026-10-24T20:31:27Z" w:id="2">
+      <w:ins w:author="OfficeAgent" w:date="2026-10-28T09:42:32Z" w:id="2">
         <w:r>
           <w:t xml:space="preserve">Globex Inc. shall provide services to Acme Corp.</w:t>
         </w:r>
